--- a/Worksheets/WS B1-1 - Problem Specification.docx
+++ b/Worksheets/WS B1-1 - Problem Specification.docx
@@ -608,7 +608,7 @@
                                   <w:sz w:val="40"/>
                                   <w:szCs w:val="40"/>
                                 </w:rPr>
-                                <w:t>2</w:t>
+                                <w:t>1</w:t>
                               </w:r>
                               <w:r>
                                 <w:rPr>
@@ -619,16 +619,6 @@
                                   <w:szCs w:val="40"/>
                                 </w:rPr>
                                 <w:t xml:space="preserve"> HOUR</w:t>
-                              </w:r>
-                              <w:r>
-                                <w:rPr>
-                                  <w:rFonts w:ascii="Bahnschrift SemiBold" w:hAnsi="Bahnschrift SemiBold"/>
-                                  <w:b/>
-                                  <w:bCs/>
-                                  <w:sz w:val="40"/>
-                                  <w:szCs w:val="40"/>
-                                </w:rPr>
-                                <w:t>S</w:t>
                               </w:r>
                             </w:p>
                           </w:txbxContent>
@@ -676,6 +666,10 @@
                 <v:shape id="Picture 5" o:spid="_x0000_s1029" type="#_x0000_t75" alt="3d clock icon 20043285 PNG" style="position:absolute;left:39814;width:8153;height:8153;visibility:visible;mso-wrap-style:square" o:gfxdata="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">
                   <v:imagedata r:id="rId9" o:title="3d clock icon 20043285 PNG"/>
                 </v:shape>
+                <v:shapetype id="_x0000_t202" coordsize="21600,21600" o:spt="202" path="m,l,21600r21600,l21600,xe">
+                  <v:stroke joinstyle="miter"/>
+                  <v:path gradientshapeok="t" o:connecttype="rect"/>
+                </v:shapetype>
                 <v:shape id="Text Box 2" o:spid="_x0000_s1030" type="#_x0000_t202" style="position:absolute;left:-8477;top:1997;width:48393;height:5785;visibility:visible;mso-wrap-style:square;v-text-anchor:top" o:gfxdata="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" filled="f" stroked="f">
                   <v:textbox style="mso-fit-shape-to-text:t">
                     <w:txbxContent>
@@ -711,7 +705,7 @@
                             <w:sz w:val="40"/>
                             <w:szCs w:val="40"/>
                           </w:rPr>
-                          <w:t>2</w:t>
+                          <w:t>1</w:t>
                         </w:r>
                         <w:r>
                           <w:rPr>
@@ -723,16 +717,6 @@
                           </w:rPr>
                           <w:t xml:space="preserve"> HOUR</w:t>
                         </w:r>
-                        <w:r>
-                          <w:rPr>
-                            <w:rFonts w:ascii="Bahnschrift SemiBold" w:hAnsi="Bahnschrift SemiBold"/>
-                            <w:b/>
-                            <w:bCs/>
-                            <w:sz w:val="40"/>
-                            <w:szCs w:val="40"/>
-                          </w:rPr>
-                          <w:t>S</w:t>
-                        </w:r>
                       </w:p>
                     </w:txbxContent>
                   </v:textbox>
@@ -847,7 +831,7 @@
           <w:sz w:val="24"/>
           <w:szCs w:val="24"/>
         </w:rPr>
-        <w:t>68 SL/ 72 HL</w:t>
+        <w:t>35</w:t>
       </w:r>
     </w:p>
     <w:p>
